--- a/Collatio/19/1. Textos/2. Limpios/19-A.docx
+++ b/Collatio/19/1. Textos/2. Limpios/19-A.docx
@@ -1,126 +1,140 @@
 
 <file path=word/document.xml><?xml version="1.0" encoding="utf-8"?>
-<w:document xmlns:wpc="http://schemas.microsoft.com/office/word/2010/wordprocessingCanvas" xmlns:cx="http://schemas.microsoft.com/office/drawing/2014/chartex" xmlns:cx1="http://schemas.microsoft.com/office/drawing/2015/9/8/chartex" xmlns:cx2="http://schemas.microsoft.com/office/drawing/2015/10/21/chartex" xmlns:cx3="http://schemas.microsoft.com/office/drawing/2016/5/9/chartex" xmlns:cx4="http://schemas.microsoft.com/office/drawing/2016/5/10/chartex" xmlns:cx5="http://schemas.microsoft.com/office/drawing/2016/5/11/chartex" xmlns:cx6="http://schemas.microsoft.com/office/drawing/2016/5/12/chartex" xmlns:cx7="http://schemas.microsoft.com/office/drawing/2016/5/13/chartex" xmlns:cx8="http://schemas.microsoft.com/office/drawing/2016/5/14/chartex" xmlns:mc="http://schemas.openxmlformats.org/markup-compatibility/2006" xmlns:aink="http://schemas.microsoft.com/office/drawing/2016/ink" xmlns:am3d="http://schemas.microsoft.com/office/drawing/2017/model3d" xmlns:o="urn:schemas-microsoft-com:office:office" xmlns:oel="http://schemas.microsoft.com/office/2019/extlst" xmlns:r="http://schemas.openxmlformats.org/officeDocument/2006/relationships" xmlns:m="http://schemas.openxmlformats.org/officeDocument/2006/math" xmlns:v="urn:schemas-microsoft-com:vml" xmlns:wp14="http://schemas.microsoft.com/office/word/2010/wordprocessingDrawing" xmlns:wp="http://schemas.openxmlformats.org/drawingml/2006/wordprocessingDrawing" xmlns:w10="urn:schemas-microsoft-com:office:word" xmlns:w="http://schemas.openxmlformats.org/wordprocessingml/2006/main" xmlns:w14="http://schemas.microsoft.com/office/word/2010/wordml" xmlns:w15="http://schemas.microsoft.com/office/word/2012/wordml" xmlns:w16cex="http://schemas.microsoft.com/office/word/2018/wordml/cex" xmlns:w16cid="http://schemas.microsoft.com/office/word/2016/wordml/cid" xmlns:w16="http://schemas.microsoft.com/office/word/2018/wordml" xmlns:w16sdtdh="http://schemas.microsoft.com/office/word/2020/wordml/sdtdatahash" xmlns:w16se="http://schemas.microsoft.com/office/word/2015/wordml/symex" xmlns:wpg="http://schemas.microsoft.com/office/word/2010/wordprocessingGroup" xmlns:wpi="http://schemas.microsoft.com/office/word/2010/wordprocessingInk" xmlns:wne="http://schemas.microsoft.com/office/word/2006/wordml" xmlns:wps="http://schemas.microsoft.com/office/word/2010/wordprocessingShape" mc:Ignorable="w14 w15 w16se w16cid w16 w16cex w16sdtdh wp14">
+<w:document xmlns:wpc="http://schemas.microsoft.com/office/word/2010/wordprocessingCanvas" xmlns:cx="http://schemas.microsoft.com/office/drawing/2014/chartex" xmlns:cx1="http://schemas.microsoft.com/office/drawing/2015/9/8/chartex" xmlns:cx2="http://schemas.microsoft.com/office/drawing/2015/10/21/chartex" xmlns:cx3="http://schemas.microsoft.com/office/drawing/2016/5/9/chartex" xmlns:cx4="http://schemas.microsoft.com/office/drawing/2016/5/10/chartex" xmlns:cx5="http://schemas.microsoft.com/office/drawing/2016/5/11/chartex" xmlns:cx6="http://schemas.microsoft.com/office/drawing/2016/5/12/chartex" xmlns:cx7="http://schemas.microsoft.com/office/drawing/2016/5/13/chartex" xmlns:cx8="http://schemas.microsoft.com/office/drawing/2016/5/14/chartex" xmlns:mc="http://schemas.openxmlformats.org/markup-compatibility/2006" xmlns:aink="http://schemas.microsoft.com/office/drawing/2016/ink" xmlns:am3d="http://schemas.microsoft.com/office/drawing/2017/model3d" xmlns:o="urn:schemas-microsoft-com:office:office" xmlns:oel="http://schemas.microsoft.com/office/2019/extlst" xmlns:r="http://schemas.openxmlformats.org/officeDocument/2006/relationships" xmlns:m="http://schemas.openxmlformats.org/officeDocument/2006/math" xmlns:v="urn:schemas-microsoft-com:vml" xmlns:wp14="http://schemas.microsoft.com/office/word/2010/wordprocessingDrawing" xmlns:wp="http://schemas.openxmlformats.org/drawingml/2006/wordprocessingDrawing" xmlns:w10="urn:schemas-microsoft-com:office:word" xmlns:w="http://schemas.openxmlformats.org/wordprocessingml/2006/main" xmlns:w14="http://schemas.microsoft.com/office/word/2010/wordml" xmlns:w15="http://schemas.microsoft.com/office/word/2012/wordml" xmlns:w16cex="http://schemas.microsoft.com/office/word/2018/wordml/cex" xmlns:w16cid="http://schemas.microsoft.com/office/word/2016/wordml/cid" xmlns:w16="http://schemas.microsoft.com/office/word/2018/wordml" xmlns:w16du="http://schemas.microsoft.com/office/word/2023/wordml/word16du" xmlns:w16sdtdh="http://schemas.microsoft.com/office/word/2020/wordml/sdtdatahash" xmlns:w16sdtfl="http://schemas.microsoft.com/office/word/2024/wordml/sdtformatlock" xmlns:w16se="http://schemas.microsoft.com/office/word/2015/wordml/symex" xmlns:wpg="http://schemas.microsoft.com/office/word/2010/wordprocessingGroup" xmlns:wpi="http://schemas.microsoft.com/office/word/2010/wordprocessingInk" xmlns:wne="http://schemas.microsoft.com/office/word/2006/wordml" xmlns:wps="http://schemas.microsoft.com/office/word/2010/wordprocessingShape" mc:Ignorable="w14 w15 w16se w16cid w16 w16cex w16sdtdh w16sdtfl w16du wp14">
   <w:body>
     <w:p>
       <w:pPr>
         <w:rPr>
+          <w:rFonts w:ascii="Brill" w:hAnsi="Brill"/>
           <w:lang w:val="es-ES"/>
         </w:rPr>
       </w:pPr>
       <w:r>
-        <w:t xml:space="preserve">E pregunto el dicipulo a su maestro e dixo l ruego te que me digas por que razon quiso dios que nasciese </w:t>
-      </w:r>
-      <w:r>
+        <w:rPr>
+          <w:rFonts w:ascii="Brill" w:hAnsi="Brill"/>
+        </w:rPr>
+        <w:t>E pregunto el dicipulo a su maestro e dixo l ruego te que me digas por que razon quiso dios que nasciese Eva de la costilla de Adam su marido e non la fizo nascer de tierra como Adan su padre ca tengo yo que vien lo podiera fazer si quisiera a como lo fizo a Adam ca tan poderoso es el de fazer lo uno como lo al respondio el maestro e dixo l a</w:t>
+      </w:r>
+      <w:r>
+        <w:rPr>
+          <w:rFonts w:ascii="Brill" w:hAnsi="Brill"/>
+        </w:rPr>
+        <w:t xml:space="preserve"> </w:t>
+      </w:r>
+      <w:r>
+        <w:rPr>
+          <w:rFonts w:ascii="Brill" w:hAnsi="Brill"/>
+        </w:rPr>
+        <w:t>este te respondre yo muy vien e aina verdat es que dios crio a Eva de la costilla de Adan e quando lo el fizo non lo fizo el por mengua de poder ca tan poderoso era el de fazer a ella como fue de fazer Adan sin tomar d</w:t>
+      </w:r>
+      <w:r>
+        <w:rPr>
+          <w:rFonts w:ascii="Brill" w:hAnsi="Brill"/>
+        </w:rPr>
+        <w:t xml:space="preserve"> </w:t>
+      </w:r>
+      <w:r>
+        <w:rPr>
+          <w:rFonts w:ascii="Brill" w:hAnsi="Brill"/>
+        </w:rPr>
+        <w:t>el ningona cosa mas quiero que sepas aqui en este lugar una cosa que todas las cosas que dios fizo en todas cato el dos tienpos el tienpo presente que quiere dezir el tienpo de luego en que omen esta e desi el segundo de adelante en que a de acaescer las cosas que han de venir e catando el estos tienpos quiso el fazer quatro generaciones que fuesen departidas la una de la otra generacion segund te agora dire la primera fizo a Adam que non ovo padre nin madre que en lugar de padre ovo a dios que l formo e crio e por madre ovo la tierra de que fue fecho pues ya ves que esta primera generacion fue sin padre e sin madre la segunda fue Eva que quiso que nasciese de Adan e non ovo madre si non que obo Adan por padre de que fue fecha pues vees que la segunda generacion fue de padre e sin madre la tercera generacion es esta de que se poblo el mundo todo de los que fue e nascen de padre e de madre la quarta generacion fue la de Jesucristo fijo de dios verdadero que nascio de santa Maria que non obo otro padre ninguno si non a si mismo que era e que es padre e fijo spiritu santo que son tres personas e un dios que vive e regna por sienpre jamas pues estas generaciones que te agora dixe quiero te departir la manera en como obr</w:t>
+      </w:r>
+      <w:r>
+        <w:rPr>
+          <w:rFonts w:ascii="Brill" w:hAnsi="Brill"/>
+          <w:lang w:val="es-ES"/>
+        </w:rPr>
+        <w:t>o</w:t>
+      </w:r>
+      <w:r>
+        <w:rPr>
+          <w:rFonts w:ascii="Brill" w:hAnsi="Brill"/>
+        </w:rPr>
+        <w:t xml:space="preserve"> cada una d ellas la primera que fue de Adan non seyendo el fecho de simiente de padre nin de madre non sopo goardar el mandamiento de dios e por eso nos metio en yerro e en pecado ca natural cosa es que todo ombre que viene de simiente de padre o de madre natural sienpre tira la voluntad de querer goardar aquella generacion onde viene e la que a de venir d</w:t>
+      </w:r>
+      <w:r>
+        <w:rPr>
+          <w:rFonts w:ascii="Brill" w:hAnsi="Brill"/>
+          <w:lang w:val="es-ES"/>
+        </w:rPr>
+        <w:t xml:space="preserve"> </w:t>
+      </w:r>
+      <w:r>
+        <w:rPr>
+          <w:rFonts w:ascii="Brill" w:hAnsi="Brill"/>
+        </w:rPr>
+        <w:t>el dende en adelante e Adan se poder sentir de generacion onde viene que non venia de ninguna nin se podria sentir d ella nin savia lo que avia de venir d ella a seer ca quiero que sepas aqu</w:t>
+      </w:r>
+      <w:r>
+        <w:rPr>
+          <w:rFonts w:ascii="Brill" w:hAnsi="Brill"/>
+          <w:lang w:val="es-ES"/>
+        </w:rPr>
+        <w:t>i</w:t>
+      </w:r>
+      <w:r>
+        <w:rPr>
+          <w:rFonts w:ascii="Brill" w:hAnsi="Brill"/>
+        </w:rPr>
+        <w:t xml:space="preserve"> en este logar que Adam non se ajuntara con Eva si non despues que fueron echados del paraiso e pues que ayuntamiento carnal avia fecho en ella non podie goardar la generacion que avia de venir ca non sabia que era e po esta razon non sopo goardar lo de primero nin lo de despues pues quiero te agora contar la segunda generacion que fue Eva que te yo dixe que sallio de la costilla de Adan su padre quando acordo Adam e desperto del sueño en que yazie e la vio estar cerca si llamo la por nonbre varona por que fuera fecha ella de costilla de varon e este nonbre le duro fasta que peco por que fue ella liviana e muelle en pecar en dos maneras la primera en creer aina lo que l consejo el diablo la segunda en consejar lo Adam su marido e su padre e tan de coraçon gelo fizo fazer por que gelo consejo mucho de corazon e despues que Adan ovo entendido el yerro que avia fecho canbio el nonbre a Eva ca el nonbre qu el le sollia llamar varona por la razon que te yo dixe llamo la de alli adelante muger que quier tanto dezir como cosa que es muelle e lliviana para pecar e d esto te dire semejança de la cera ca la cera es una cosa de las muelles que en todo el mundo ha e por eso qual figura hy pusieredes tal y saldra fecha vien asi fue Eva ca ella era muelle para rescevir lo que el diablo le aconsejava e asi como ella lo consentio asi sallio luego la figura fecha en dar a entender Adan su marido por las palabras e por el continente que aquello que era su voluntad e que se fiziese pues cosa que tan muelle e tan lliviana era non podia catar primero que era aquello que consejava antes que lo consejase e por esta razon non podia goar a</w:t>
+      </w:r>
+      <w:r>
+        <w:rPr>
+          <w:rFonts w:ascii="Brill" w:hAnsi="Brill"/>
+          <w:lang w:val="es-ES"/>
+        </w:rPr>
+        <w:t xml:space="preserve"> </w:t>
+      </w:r>
+      <w:r>
+        <w:rPr>
+          <w:rFonts w:ascii="Brill" w:hAnsi="Brill"/>
+        </w:rPr>
+        <w:t xml:space="preserve">si nin a otre pues vamos agora a la tercera generacion que es de aquellos de que se poblo el mundo todo que nascio de padre e de madre e estos son fijos de Adam e del pecado de Adan viven e por ende son mas dados a pecado e a voluntad de la carne que a voluntad e a santidat salvo ende aquellos que la razon del alma e alunbramiento de la gracia de </w:t>
+      </w:r>
+      <w:r>
+        <w:rPr>
+          <w:rFonts w:ascii="Brill" w:hAnsi="Brill"/>
+        </w:rPr>
+        <w:lastRenderedPageBreak/>
+        <w:t xml:space="preserve">dios vence a las maldades d este mundo la quarta generacion es la de Jesucristo fijo de la vien aventurada santa Maria su madre e quiero te fablar luego en santa Maria como goardo lo suyo en una pregunta que fizo ella al angel quando traxo la mandaderia de nuestro señor en aquel logar do ella dixo a el como puede seer esto que yo non conosco ningund varon pues ya vees en esta palabra en como se ella quiso goardar del mal precio a si misma e a la casa del rey donde ella venia ca d esto que ella dixo dio a entender que a menos de aver ella razon derecha por do ella podiese seer aquello que el le dezia sin error e sin mala entencion de si misma por eso tal como esta muger podrien llamar varona mas con derecho que non a </w:t>
+      </w:r>
+      <w:r>
+        <w:rPr>
+          <w:rFonts w:ascii="Brill" w:hAnsi="Brill"/>
+          <w:lang w:val="es-ES"/>
+        </w:rPr>
         <w:t>Eva</w:t>
       </w:r>
       <w:r>
-        <w:t xml:space="preserve"> de la costilla de </w:t>
-      </w:r>
-      <w:r>
-        <w:t>Ada</w:t>
-      </w:r>
-      <w:r>
-        <w:t xml:space="preserve">m su marido e non la fizo nascer de tierra como </w:t>
-      </w:r>
-      <w:r>
-        <w:t>Ada</w:t>
-      </w:r>
-      <w:r>
-        <w:t xml:space="preserve">n su padre ca tengo yo que vien lo podiera fazer si quisiera a como lo fizo a </w:t>
-      </w:r>
-      <w:r>
-        <w:t>Ada</w:t>
-      </w:r>
-      <w:r>
-        <w:t>m ca tan poderoso es el</w:t>
-      </w:r>
-      <w:r>
-        <w:t xml:space="preserve"> de fazer lo uno como lo al respondio el maestro e dixo l a</w:t>
-      </w:r>
-      <w:r>
-        <w:t xml:space="preserve"> </w:t>
-      </w:r>
-      <w:r>
-        <w:t>este te respondre yo muy vien e aina verdat es que dios crio a Eva de la costilla de Adan e quando lo el fizo non lo fizo el por mengua de poder ca tan poderoso era el de fazer a ella como fue de fazer Adan sin tomar d</w:t>
-      </w:r>
-      <w:r>
-        <w:t xml:space="preserve"> </w:t>
-      </w:r>
-      <w:r>
-        <w:t>el ningona cosa mas quiero que sepas aqui en este lugar una cosa que todas las cosas que dios fizo en todas cato el dos tienpos el tienpo presente que quiere dezir el tienpo de luego en que omen esta e desi el segundo de adelante en que a de acaescer las cosas que han de venir e catando el estos tienpos quiso el fazer quatro generaciones que fuesen departidas la una de la otra generacion segund te agora dire la primera fizo a Adam que non ovo padre nin madre que en lugar de padre ovo a dios que l formo e crio e por madre ovo la tierra de que fue fecho pues ya ves que esta primera generacion fue sin padre e sin madre la segunda fue Eva que quiso que nasciese de Adan e non ovo madre si non que obo Adan por padre de que fue fecha pues vees que la segunda generacion fue de padre e sin madre la tercera generacion es esta de que se poblo el mundo todo de los que fue e nascen de padre e de madre la quarta generacion fue la de Jesucristo fijo de dios verdadero que nascio de santa Maria que non obo otro padre ninguno si non a si mismo que era e que es padr</w:t>
-      </w:r>
-      <w:r>
-        <w:t>e e fijo spiritu santo</w:t>
-      </w:r>
-      <w:r>
-        <w:t xml:space="preserve"> que son tres personas e un dios que vive e regna por sienpre jamas pues estas generaciones que te agora dixe quiero te departir la manera en como obr</w:t>
-      </w:r>
-      <w:r>
-        <w:rPr>
+        <w:rPr>
+          <w:rFonts w:ascii="Brill" w:hAnsi="Brill"/>
+        </w:rPr>
+        <w:t xml:space="preserve"> ca esto le era en vondat e en seso e en cordura e vien lo puedes veer en esta demanda que vos dixiemos que ella fizo al angel que non como </w:t>
+      </w:r>
+      <w:r>
+        <w:rPr>
+          <w:rFonts w:ascii="Brill" w:hAnsi="Brill"/>
           <w:lang w:val="es-ES"/>
         </w:rPr>
-        <w:t>o</w:t>
-      </w:r>
-      <w:r>
-        <w:t xml:space="preserve"> cada una d ellas la primera que fue de Adan non seyendo el fecho de simiente de padre nin de madre non sopo goardar el mandamiento de dios e por eso nos metio en yerro e en pecado ca natural cosa es que todo ombre que viene de simiente de padre o de madre natural sienpre tira la voluntad de querer goardar aquella generacion onde viene e la que a de venir d</w:t>
-      </w:r>
-      <w:r>
-        <w:rPr>
+        <w:t>Eva</w:t>
+      </w:r>
+      <w:r>
+        <w:rPr>
+          <w:rFonts w:ascii="Brill" w:hAnsi="Brill"/>
+        </w:rPr>
+        <w:t xml:space="preserve"> quando el diablo le vino a dar aquel mal consejo no l quiso demandar que era el vien o el mal que l ende podria venir por tal como esto dizen que pregunta non yerra e veyendo el nuestro señor la vondat que avia en esta muger quiso la fazer su madre e nascio d ella e esta fue la quarta generacion e fue departida de las tres que vos ya diximos de Adan que fue la primera e de Eva que fue es la tercera e de los ombres que venimos e poblamos en el mundo que es la tercera e quanto yerro e quanto mal ovo en las otras tres todo se cobro por esta quarta generacion e la nacion del salvador e este nonbre del salvador ovo el con muy grand derecho ca salvo nos e conpro nos por la su sangre presciosa que quiso que fuese esparcida por los nuestros pecados e ca asi como el xafaris en que pisan las u</w:t>
+      </w:r>
+      <w:r>
+        <w:rPr>
+          <w:rFonts w:ascii="Brill" w:hAnsi="Brill"/>
           <w:lang w:val="es-ES"/>
         </w:rPr>
-        <w:t xml:space="preserve"> </w:t>
-      </w:r>
-      <w:r>
-        <w:t>el dende en adelante e Adan se poder sentir de generacion onde viene que non venia de ninguna nin se podria sentir d ella nin savia lo que avia de venir d ella a seer ca quiero que sepas aqu</w:t>
-      </w:r>
-      <w:r>
-        <w:rPr>
-          <w:lang w:val="es-ES"/>
-        </w:rPr>
-        <w:t>i</w:t>
-      </w:r>
-      <w:r>
-        <w:t xml:space="preserve"> en este logar que Adam non se ajuntara con Eva si non despues que fueron echados del paraiso e pues que ayuntamiento carnal avia fecho en ella non podie goardar la generacion que avia de venir ca non sabia que era e po esta razon non sopo goardar lo de primero nin lo de despues pues quiero te agora contar la segunda generacion que fue Eva que te yo dixe que sallio de la costilla de Adan su padre quando acordo Adam e desperto del sueño en que yazie e la vio estar cerca si llamo la por nonbre varona por que fuera fecha ella de costilla de varon e este nonbre le duro fasta que peco por que fue ella liviana e muelle en pecar en dos maneras la primera en creer aina lo que l consejo el diablo la segunda en consejar lo Adam su marido e su padre e tan de coraçon gelo fizo fazer por que gelo consejo mucho de corazon e despues que Adan ovo entendido el yerro que avia fecho canbio el nonbre a Eva ca el nonbre qu el le sollia llamar varona por la razon que te yo dixe llamo la de alli adelante muger que quier tanto dezir como cosa que es muelle e lliviana para pecar e d esto te dire semejança de la cera ca la cera es una cosa de las muelles que en todo el mundo ha e por eso qual figura hy pusieredes tal y saldra fecha vien asi fue Eva ca ella era muelle para rescevir lo que el diablo le aconsejava e asi como ella lo consentio asi sallio luego la figura fecha en dar a entender Adan su marido por las palabras e por el continente que aquello que era su voluntad e que se fiziese pues cosa que tan muelle e tan lliviana era non podia catar primero que era aquello que consejava antes que lo consejase e por esta razon non podia goar a</w:t>
-      </w:r>
-      <w:r>
-        <w:rPr>
-          <w:lang w:val="es-ES"/>
-        </w:rPr>
-        <w:t xml:space="preserve"> </w:t>
-      </w:r>
-      <w:r>
-        <w:t xml:space="preserve">si nin a otre pues vamos agora a la tercera generacion que es de aquellos de que se poblo el mundo todo que nascio de padre e de madre e estos son fijos de Adam e del pecado de Adan viven e por ende son mas dados a pecado e a voluntad de la carne que a voluntad e a santidat salvo ende aquellos que la razon del alma e alunbramiento de la gracia de dios vence a las maldades d este mundo la quarta generacion es la de Jesucristo fijo de la vien aventurada santa Maria su madre e quiero te fablar luego en santa Maria como goardo lo suyo en una pregunta que fizo ella al angel quando traxo la mandaderia de nuestro señor en aquel logar do ella dixo a el como puede seer esto que yo non conosco ningund varon pues ya vees en esta palabra en como se ella quiso goardar del mal precio a si misma e a la casa del rey donde ella venia ca d esto que ella dixo dio a entender que a menos </w:t>
-      </w:r>
-      <w:r>
-        <w:lastRenderedPageBreak/>
-        <w:t xml:space="preserve">de aver ella razon derecha por do ella podiese seer aquello que el le dezia sin error e sin mala entencion de si misma por eso tal como esta muger podrien llamar varona mas con derecho que non a </w:t>
-      </w:r>
-      <w:r>
-        <w:rPr>
-          <w:lang w:val="es-ES"/>
-        </w:rPr>
-        <w:t>Eva</w:t>
-      </w:r>
-      <w:r>
-        <w:t xml:space="preserve"> ca esto le era en vondat e en seso e en cordura e vien lo puedes veer en esta demanda que vos dixiemos que ella fizo al angel que non como </w:t>
-      </w:r>
-      <w:r>
-        <w:rPr>
-          <w:lang w:val="es-ES"/>
-        </w:rPr>
-        <w:t>Eva</w:t>
-      </w:r>
-      <w:r>
-        <w:t xml:space="preserve"> quando el diablo le vino a dar aquel mal consejo no l quiso demandar que era el vien o el mal que l ende podria venir por tal como esto dizen que pregunta non yerra e veyendo el nuestro señor la vondat que avia en esta muger quiso la fazer su madre e nascio d ella e esta fue la quarta generacion e fue departida de las tres que vos ya diximos de Adan que fue la primera e de Eva que fue es la tercera e de los ombres que venimos e poblamos en el mundo que es la tercera e quanto yerro e quanto mal ovo en las otras tres todo se cobro por esta quarta generacion e la nacion del salvador e este nonbre del salvador ovo el con muy grand derecho ca salvo nos e conpro nos por la su sangre presciosa que quiso que fuese esparcida por los nuestros pecados e ca asi como el xafaris en que pisan las u</w:t>
-      </w:r>
-      <w:r>
-        <w:rPr>
-          <w:lang w:val="es-ES"/>
-        </w:rPr>
         <w:t>v</w:t>
       </w:r>
       <w:r>
+        <w:rPr>
+          <w:rFonts w:ascii="Brill" w:hAnsi="Brill"/>
+        </w:rPr>
         <w:t>as se alinpia con el vino que d ellas salle asi se lavo todo el mundo por la sangre que sallio del cuerpo del nuestro señor Jesucristo e esto qu el fizo por nos fizo lo por tres cosas la primera non se fallando vien de lo que antes fiziera la segunda dolliendo se de lo que antes fiziera e criara e non queriendo que viniese a perdicion para sienpre la tercera por mostrar el su poder quan maño era e la su misericordia e a esto puedes dezir que fue grand misericordia como aquel en que nunca ovo manzilla nin pecado querer morir por el nuestro pecado</w:t>
       </w:r>
     </w:p>
@@ -135,7 +149,7 @@
 </file>
 
 <file path=word/styles.xml><?xml version="1.0" encoding="utf-8"?>
-<w:styles xmlns:mc="http://schemas.openxmlformats.org/markup-compatibility/2006" xmlns:r="http://schemas.openxmlformats.org/officeDocument/2006/relationships" xmlns:w="http://schemas.openxmlformats.org/wordprocessingml/2006/main" xmlns:w14="http://schemas.microsoft.com/office/word/2010/wordml" xmlns:w15="http://schemas.microsoft.com/office/word/2012/wordml" xmlns:w16cex="http://schemas.microsoft.com/office/word/2018/wordml/cex" xmlns:w16cid="http://schemas.microsoft.com/office/word/2016/wordml/cid" xmlns:w16="http://schemas.microsoft.com/office/word/2018/wordml" xmlns:w16sdtdh="http://schemas.microsoft.com/office/word/2020/wordml/sdtdatahash" xmlns:w16se="http://schemas.microsoft.com/office/word/2015/wordml/symex" mc:Ignorable="w14 w15 w16se w16cid w16 w16cex w16sdtdh">
+<w:styles xmlns:mc="http://schemas.openxmlformats.org/markup-compatibility/2006" xmlns:r="http://schemas.openxmlformats.org/officeDocument/2006/relationships" xmlns:w="http://schemas.openxmlformats.org/wordprocessingml/2006/main" xmlns:w14="http://schemas.microsoft.com/office/word/2010/wordml" xmlns:w15="http://schemas.microsoft.com/office/word/2012/wordml" xmlns:w16cex="http://schemas.microsoft.com/office/word/2018/wordml/cex" xmlns:w16cid="http://schemas.microsoft.com/office/word/2016/wordml/cid" xmlns:w16="http://schemas.microsoft.com/office/word/2018/wordml" xmlns:w16du="http://schemas.microsoft.com/office/word/2023/wordml/word16du" xmlns:w16sdtdh="http://schemas.microsoft.com/office/word/2020/wordml/sdtdatahash" xmlns:w16sdtfl="http://schemas.microsoft.com/office/word/2024/wordml/sdtformatlock" xmlns:w16se="http://schemas.microsoft.com/office/word/2015/wordml/symex" mc:Ignorable="w14 w15 w16se w16cid w16 w16cex w16sdtdh w16sdtfl w16du">
   <w:docDefaults>
     <w:rPrDefault>
       <w:rPr>
